--- a/20_Projects/企業のオンライン保健室/杉山耕一税理士事務所/02_報告会記録/杉山耕一税理士事務所_セッション予定表.docx
+++ b/20_Projects/企業のオンライン保健室/杉山耕一税理士事務所/02_報告会記録/杉山耕一税理士事務所_セッション予定表.docx
@@ -626,7 +626,7 @@
               <w:rPr>
                 <w:sz w:val="21"/>
               </w:rPr>
-              <w:t>毎月</w:t>
+              <w:t>6月・9月・12月・3月（Cグループと同月）</w:t>
             </w:r>
           </w:p>
         </w:tc>
